--- a/tenders/UA-2026-10-12-007152-a/Лист_замовнику_ВЕК_UA-2026-10-12-007152-a.docx
+++ b/tenders/UA-2026-10-12-007152-a/Лист_замовнику_ВЕК_UA-2026-10-12-007152-a.docx
@@ -362,7 +362,7 @@
                 <w:rFonts w:ascii="Times New Roman" w:hAnsi="Times New Roman"/>
                 <w:sz w:val="24"/>
               </w:rPr>
-              <w:t>________________</w:t>
+              <w:t>Ірина ПАЦАЙ</w:t>
             </w:r>
           </w:p>
         </w:tc>
@@ -408,7 +408,6 @@
                 <w:rFonts w:ascii="Times New Roman" w:hAnsi="Times New Roman"/>
                 <w:sz w:val="18"/>
               </w:rPr>
-              <w:t>(ініціали, прізвище)</w:t>
             </w:r>
           </w:p>
         </w:tc>
